--- a/docxtemplates/GOT_Nomination_Form.docx
+++ b/docxtemplates/GOT_Nomination_Form.docx
@@ -157,23 +157,7 @@
                 <w:sz w:val="20"/>
                 <w:szCs w:val="20"/>
               </w:rPr>
-              <w:t>{</w:t>
-            </w:r>
-            <w:proofErr w:type="spellStart"/>
-            <w:r>
-              <w:rPr>
-                <w:sz w:val="20"/>
-                <w:szCs w:val="20"/>
-              </w:rPr>
-              <w:t>Course_Name</w:t>
-            </w:r>
-            <w:proofErr w:type="spellEnd"/>
-            <w:r>
-              <w:rPr>
-                <w:sz w:val="20"/>
-                <w:szCs w:val="20"/>
-              </w:rPr>
-              <w:t>}</w:t>
+              <w:t>{Course_Name}</w:t>
             </w:r>
           </w:p>
         </w:tc>
@@ -287,23 +271,7 @@
                 <w:sz w:val="20"/>
                 <w:szCs w:val="20"/>
               </w:rPr>
-              <w:t>{</w:t>
-            </w:r>
-            <w:proofErr w:type="spellStart"/>
-            <w:r>
-              <w:rPr>
-                <w:sz w:val="20"/>
-                <w:szCs w:val="20"/>
-              </w:rPr>
-              <w:t>Resource_Centre_Name</w:t>
-            </w:r>
-            <w:proofErr w:type="spellEnd"/>
-            <w:r>
-              <w:rPr>
-                <w:sz w:val="20"/>
-                <w:szCs w:val="20"/>
-              </w:rPr>
-              <w:t>}</w:t>
+              <w:t>{Resource_Centre_Name}</w:t>
             </w:r>
           </w:p>
         </w:tc>
@@ -492,7 +460,21 @@
                 <w:sz w:val="20"/>
                 <w:szCs w:val="20"/>
               </w:rPr>
-              <w:t>{Name} {Title}</w:t>
+              <w:t>{Title}</w:t>
+            </w:r>
+            <w:r>
+              <w:rPr>
+                <w:sz w:val="20"/>
+                <w:szCs w:val="20"/>
+              </w:rPr>
+              <w:t xml:space="preserve"> </w:t>
+            </w:r>
+            <w:r>
+              <w:rPr>
+                <w:sz w:val="20"/>
+                <w:szCs w:val="20"/>
+              </w:rPr>
+              <w:t xml:space="preserve">{Name} </w:t>
             </w:r>
           </w:p>
         </w:tc>
@@ -647,9 +629,55 @@
                 <w:sz w:val="18"/>
                 <w:szCs w:val="18"/>
               </w:rPr>
-              <w:t xml:space="preserve">DATE OF </w:t>
-            </w:r>
-            <w:proofErr w:type="gramStart"/>
+              <w:t xml:space="preserve">DATE OF BIRTH : </w:t>
+            </w:r>
+          </w:p>
+        </w:tc>
+        <w:tc>
+          <w:tcPr>
+            <w:tcW w:w="2129" w:type="dxa"/>
+            <w:tcBorders>
+              <w:top w:val="single" w:sz="4" w:space="0" w:color="000000"/>
+              <w:left w:val="single" w:sz="4" w:space="0" w:color="000000"/>
+              <w:bottom w:val="single" w:sz="4" w:space="0" w:color="000000"/>
+              <w:right w:val="single" w:sz="4" w:space="0" w:color="000000"/>
+            </w:tcBorders>
+          </w:tcPr>
+          <w:p>
+            <w:pPr>
+              <w:rPr>
+                <w:sz w:val="20"/>
+                <w:szCs w:val="20"/>
+              </w:rPr>
+            </w:pPr>
+            <w:r>
+              <w:rPr>
+                <w:sz w:val="20"/>
+                <w:szCs w:val="20"/>
+              </w:rPr>
+              <w:t>{DOB}</w:t>
+            </w:r>
+          </w:p>
+        </w:tc>
+        <w:tc>
+          <w:tcPr>
+            <w:tcW w:w="1799" w:type="dxa"/>
+            <w:tcBorders>
+              <w:top w:val="single" w:sz="4" w:space="0" w:color="000000"/>
+              <w:left w:val="single" w:sz="4" w:space="0" w:color="000000"/>
+              <w:bottom w:val="single" w:sz="4" w:space="0" w:color="000000"/>
+              <w:right w:val="single" w:sz="4" w:space="0" w:color="000000"/>
+            </w:tcBorders>
+            <w:shd w:val="clear" w:color="auto" w:fill="F2F2F2"/>
+          </w:tcPr>
+          <w:p>
+            <w:pPr>
+              <w:ind w:left="132"/>
+              <w:rPr>
+                <w:sz w:val="20"/>
+                <w:szCs w:val="20"/>
+              </w:rPr>
+            </w:pPr>
             <w:r>
               <w:rPr>
                 <w:rFonts w:ascii="Cambria" w:eastAsia="Cambria" w:hAnsi="Cambria" w:cs="Cambria"/>
@@ -658,9 +686,60 @@
                 <w:sz w:val="18"/>
                 <w:szCs w:val="18"/>
               </w:rPr>
-              <w:t>BIRTH :</w:t>
-            </w:r>
-            <w:proofErr w:type="gramEnd"/>
+              <w:t xml:space="preserve">GENDER(M/F) </w:t>
+            </w:r>
+          </w:p>
+        </w:tc>
+        <w:tc>
+          <w:tcPr>
+            <w:tcW w:w="2982" w:type="dxa"/>
+            <w:tcBorders>
+              <w:top w:val="single" w:sz="4" w:space="0" w:color="000000"/>
+              <w:left w:val="single" w:sz="4" w:space="0" w:color="000000"/>
+              <w:bottom w:val="single" w:sz="4" w:space="0" w:color="000000"/>
+              <w:right w:val="single" w:sz="4" w:space="0" w:color="000000"/>
+            </w:tcBorders>
+          </w:tcPr>
+          <w:p>
+            <w:pPr>
+              <w:rPr>
+                <w:sz w:val="20"/>
+                <w:szCs w:val="20"/>
+              </w:rPr>
+            </w:pPr>
+            <w:r>
+              <w:rPr>
+                <w:sz w:val="20"/>
+                <w:szCs w:val="20"/>
+              </w:rPr>
+              <w:t>{Gender}</w:t>
+            </w:r>
+          </w:p>
+        </w:tc>
+      </w:tr>
+      <w:tr>
+        <w:trPr>
+          <w:trHeight w:val="470"/>
+        </w:trPr>
+        <w:tc>
+          <w:tcPr>
+            <w:tcW w:w="2628" w:type="dxa"/>
+            <w:tcBorders>
+              <w:top w:val="single" w:sz="4" w:space="0" w:color="000000"/>
+              <w:left w:val="single" w:sz="4" w:space="0" w:color="000000"/>
+              <w:bottom w:val="single" w:sz="4" w:space="0" w:color="000000"/>
+              <w:right w:val="single" w:sz="4" w:space="0" w:color="000000"/>
+            </w:tcBorders>
+            <w:shd w:val="clear" w:color="auto" w:fill="F2F2F2"/>
+          </w:tcPr>
+          <w:p>
+            <w:pPr>
+              <w:ind w:left="110"/>
+              <w:rPr>
+                <w:sz w:val="20"/>
+                <w:szCs w:val="20"/>
+              </w:rPr>
+            </w:pPr>
             <w:r>
               <w:rPr>
                 <w:rFonts w:ascii="Cambria" w:eastAsia="Cambria" w:hAnsi="Cambria" w:cs="Cambria"/>
@@ -669,39 +748,45 @@
                 <w:sz w:val="18"/>
                 <w:szCs w:val="18"/>
               </w:rPr>
-              <w:t xml:space="preserve"> </w:t>
-            </w:r>
-          </w:p>
-        </w:tc>
-        <w:tc>
-          <w:tcPr>
-            <w:tcW w:w="2129" w:type="dxa"/>
-            <w:tcBorders>
-              <w:top w:val="single" w:sz="4" w:space="0" w:color="000000"/>
-              <w:left w:val="single" w:sz="4" w:space="0" w:color="000000"/>
-              <w:bottom w:val="single" w:sz="4" w:space="0" w:color="000000"/>
-              <w:right w:val="single" w:sz="4" w:space="0" w:color="000000"/>
-            </w:tcBorders>
-          </w:tcPr>
-          <w:p>
-            <w:pPr>
-              <w:rPr>
-                <w:sz w:val="20"/>
-                <w:szCs w:val="20"/>
-              </w:rPr>
-            </w:pPr>
-            <w:r>
-              <w:rPr>
-                <w:sz w:val="20"/>
-                <w:szCs w:val="20"/>
-              </w:rPr>
-              <w:t>{DOB}</w:t>
-            </w:r>
-          </w:p>
-        </w:tc>
-        <w:tc>
-          <w:tcPr>
-            <w:tcW w:w="1799" w:type="dxa"/>
+              <w:t xml:space="preserve">AADHAR No. </w:t>
+            </w:r>
+          </w:p>
+        </w:tc>
+        <w:tc>
+          <w:tcPr>
+            <w:tcW w:w="6910" w:type="dxa"/>
+            <w:gridSpan w:val="3"/>
+            <w:tcBorders>
+              <w:top w:val="single" w:sz="4" w:space="0" w:color="000000"/>
+              <w:left w:val="single" w:sz="4" w:space="0" w:color="000000"/>
+              <w:bottom w:val="single" w:sz="4" w:space="0" w:color="000000"/>
+              <w:right w:val="single" w:sz="4" w:space="0" w:color="000000"/>
+            </w:tcBorders>
+          </w:tcPr>
+          <w:p>
+            <w:pPr>
+              <w:rPr>
+                <w:sz w:val="20"/>
+                <w:szCs w:val="20"/>
+              </w:rPr>
+            </w:pPr>
+            <w:r>
+              <w:rPr>
+                <w:sz w:val="20"/>
+                <w:szCs w:val="20"/>
+              </w:rPr>
+              <w:t>{Aadhar}</w:t>
+            </w:r>
+          </w:p>
+        </w:tc>
+      </w:tr>
+      <w:tr>
+        <w:trPr>
+          <w:trHeight w:val="469"/>
+        </w:trPr>
+        <w:tc>
+          <w:tcPr>
+            <w:tcW w:w="2628" w:type="dxa"/>
             <w:tcBorders>
               <w:top w:val="single" w:sz="4" w:space="0" w:color="000000"/>
               <w:left w:val="single" w:sz="4" w:space="0" w:color="000000"/>
@@ -712,7 +797,7 @@
           </w:tcPr>
           <w:p>
             <w:pPr>
-              <w:ind w:left="132"/>
+              <w:ind w:left="110"/>
               <w:rPr>
                 <w:sz w:val="20"/>
                 <w:szCs w:val="20"/>
@@ -726,52 +811,9 @@
                 <w:sz w:val="18"/>
                 <w:szCs w:val="18"/>
               </w:rPr>
-              <w:t xml:space="preserve">GENDER(M/F) </w:t>
-            </w:r>
-          </w:p>
-        </w:tc>
-        <w:tc>
-          <w:tcPr>
-            <w:tcW w:w="2982" w:type="dxa"/>
-            <w:tcBorders>
-              <w:top w:val="single" w:sz="4" w:space="0" w:color="000000"/>
-              <w:left w:val="single" w:sz="4" w:space="0" w:color="000000"/>
-              <w:bottom w:val="single" w:sz="4" w:space="0" w:color="000000"/>
-              <w:right w:val="single" w:sz="4" w:space="0" w:color="000000"/>
-            </w:tcBorders>
-          </w:tcPr>
-          <w:p>
-            <w:pPr>
-              <w:rPr>
-                <w:sz w:val="20"/>
-                <w:szCs w:val="20"/>
-              </w:rPr>
-            </w:pPr>
-            <w:r>
-              <w:rPr>
-                <w:sz w:val="20"/>
-                <w:szCs w:val="20"/>
-              </w:rPr>
-              <w:t>{Gender}</w:t>
-            </w:r>
-          </w:p>
-        </w:tc>
-      </w:tr>
-      <w:tr>
-        <w:trPr>
-          <w:trHeight w:val="470"/>
-        </w:trPr>
-        <w:tc>
-          <w:tcPr>
-            <w:tcW w:w="2628" w:type="dxa"/>
-            <w:tcBorders>
-              <w:top w:val="single" w:sz="4" w:space="0" w:color="000000"/>
-              <w:left w:val="single" w:sz="4" w:space="0" w:color="000000"/>
-              <w:bottom w:val="single" w:sz="4" w:space="0" w:color="000000"/>
-              <w:right w:val="single" w:sz="4" w:space="0" w:color="000000"/>
-            </w:tcBorders>
-            <w:shd w:val="clear" w:color="auto" w:fill="F2F2F2"/>
-          </w:tcPr>
+              <w:t xml:space="preserve">CONTACT NUMBER &amp; </w:t>
+            </w:r>
+          </w:p>
           <w:p>
             <w:pPr>
               <w:ind w:left="110"/>
@@ -788,7 +830,7 @@
                 <w:sz w:val="18"/>
                 <w:szCs w:val="18"/>
               </w:rPr>
-              <w:t xml:space="preserve">AADHAR No. </w:t>
+              <w:t xml:space="preserve">E- MAIL </w:t>
             </w:r>
           </w:p>
         </w:tc>
@@ -815,14 +857,14 @@
                 <w:sz w:val="20"/>
                 <w:szCs w:val="20"/>
               </w:rPr>
-              <w:t>{Aadhar}</w:t>
+              <w:t>{Contact_Number} / {Email}</w:t>
             </w:r>
           </w:p>
         </w:tc>
       </w:tr>
       <w:tr>
         <w:trPr>
-          <w:trHeight w:val="469"/>
+          <w:trHeight w:val="695"/>
         </w:trPr>
         <w:tc>
           <w:tcPr>
@@ -851,7 +893,7 @@
                 <w:sz w:val="18"/>
                 <w:szCs w:val="18"/>
               </w:rPr>
-              <w:t xml:space="preserve">CONTACT NUMBER &amp; </w:t>
+              <w:t xml:space="preserve">NAME OF THE </w:t>
             </w:r>
           </w:p>
           <w:p>
@@ -870,69 +912,9 @@
                 <w:sz w:val="18"/>
                 <w:szCs w:val="18"/>
               </w:rPr>
-              <w:t xml:space="preserve">E- MAIL </w:t>
-            </w:r>
-          </w:p>
-        </w:tc>
-        <w:tc>
-          <w:tcPr>
-            <w:tcW w:w="6910" w:type="dxa"/>
-            <w:gridSpan w:val="3"/>
-            <w:tcBorders>
-              <w:top w:val="single" w:sz="4" w:space="0" w:color="000000"/>
-              <w:left w:val="single" w:sz="4" w:space="0" w:color="000000"/>
-              <w:bottom w:val="single" w:sz="4" w:space="0" w:color="000000"/>
-              <w:right w:val="single" w:sz="4" w:space="0" w:color="000000"/>
-            </w:tcBorders>
-          </w:tcPr>
-          <w:p>
-            <w:pPr>
-              <w:rPr>
-                <w:sz w:val="20"/>
-                <w:szCs w:val="20"/>
-              </w:rPr>
-            </w:pPr>
-            <w:r>
-              <w:rPr>
-                <w:sz w:val="20"/>
-                <w:szCs w:val="20"/>
-              </w:rPr>
-              <w:t>{</w:t>
-            </w:r>
-            <w:proofErr w:type="spellStart"/>
-            <w:r>
-              <w:rPr>
-                <w:sz w:val="20"/>
-                <w:szCs w:val="20"/>
-              </w:rPr>
-              <w:t>Contact_Number</w:t>
-            </w:r>
-            <w:proofErr w:type="spellEnd"/>
-            <w:r>
-              <w:rPr>
-                <w:sz w:val="20"/>
-                <w:szCs w:val="20"/>
-              </w:rPr>
-              <w:t>} / {Email}</w:t>
-            </w:r>
-          </w:p>
-        </w:tc>
-      </w:tr>
-      <w:tr>
-        <w:trPr>
-          <w:trHeight w:val="695"/>
-        </w:trPr>
-        <w:tc>
-          <w:tcPr>
-            <w:tcW w:w="2628" w:type="dxa"/>
-            <w:tcBorders>
-              <w:top w:val="single" w:sz="4" w:space="0" w:color="000000"/>
-              <w:left w:val="single" w:sz="4" w:space="0" w:color="000000"/>
-              <w:bottom w:val="single" w:sz="4" w:space="0" w:color="000000"/>
-              <w:right w:val="single" w:sz="4" w:space="0" w:color="000000"/>
-            </w:tcBorders>
-            <w:shd w:val="clear" w:color="auto" w:fill="F2F2F2"/>
-          </w:tcPr>
+              <w:t xml:space="preserve">ORGANISATION/ </w:t>
+            </w:r>
+          </w:p>
           <w:p>
             <w:pPr>
               <w:ind w:left="110"/>
@@ -949,9 +931,53 @@
                 <w:sz w:val="18"/>
                 <w:szCs w:val="18"/>
               </w:rPr>
-              <w:t xml:space="preserve">NAME OF THE </w:t>
-            </w:r>
-          </w:p>
+              <w:t xml:space="preserve">DEPARTMENT </w:t>
+            </w:r>
+          </w:p>
+        </w:tc>
+        <w:tc>
+          <w:tcPr>
+            <w:tcW w:w="6910" w:type="dxa"/>
+            <w:gridSpan w:val="3"/>
+            <w:tcBorders>
+              <w:top w:val="single" w:sz="4" w:space="0" w:color="000000"/>
+              <w:left w:val="single" w:sz="4" w:space="0" w:color="000000"/>
+              <w:bottom w:val="single" w:sz="4" w:space="0" w:color="000000"/>
+              <w:right w:val="single" w:sz="4" w:space="0" w:color="000000"/>
+            </w:tcBorders>
+          </w:tcPr>
+          <w:p>
+            <w:pPr>
+              <w:rPr>
+                <w:sz w:val="20"/>
+                <w:szCs w:val="20"/>
+              </w:rPr>
+            </w:pPr>
+            <w:r>
+              <w:rPr>
+                <w:sz w:val="20"/>
+                <w:szCs w:val="20"/>
+              </w:rPr>
+              <w:t>{Organisation_Department}</w:t>
+            </w:r>
+          </w:p>
+        </w:tc>
+      </w:tr>
+      <w:tr>
+        <w:trPr>
+          <w:trHeight w:val="926"/>
+        </w:trPr>
+        <w:tc>
+          <w:tcPr>
+            <w:tcW w:w="2628" w:type="dxa"/>
+            <w:tcBorders>
+              <w:top w:val="single" w:sz="4" w:space="0" w:color="000000"/>
+              <w:left w:val="single" w:sz="4" w:space="0" w:color="000000"/>
+              <w:bottom w:val="single" w:sz="4" w:space="0" w:color="000000"/>
+              <w:right w:val="single" w:sz="4" w:space="0" w:color="000000"/>
+            </w:tcBorders>
+            <w:shd w:val="clear" w:color="auto" w:fill="F2F2F2"/>
+          </w:tcPr>
           <w:p>
             <w:pPr>
               <w:ind w:left="110"/>
@@ -968,7 +994,7 @@
                 <w:sz w:val="18"/>
                 <w:szCs w:val="18"/>
               </w:rPr>
-              <w:t xml:space="preserve">ORGANISATION/ </w:t>
+              <w:t xml:space="preserve">COMPLETE ADDRESS / </w:t>
             </w:r>
           </w:p>
           <w:p>
@@ -987,69 +1013,9 @@
                 <w:sz w:val="18"/>
                 <w:szCs w:val="18"/>
               </w:rPr>
-              <w:t xml:space="preserve">DEPARTMENT </w:t>
-            </w:r>
-          </w:p>
-        </w:tc>
-        <w:tc>
-          <w:tcPr>
-            <w:tcW w:w="6910" w:type="dxa"/>
-            <w:gridSpan w:val="3"/>
-            <w:tcBorders>
-              <w:top w:val="single" w:sz="4" w:space="0" w:color="000000"/>
-              <w:left w:val="single" w:sz="4" w:space="0" w:color="000000"/>
-              <w:bottom w:val="single" w:sz="4" w:space="0" w:color="000000"/>
-              <w:right w:val="single" w:sz="4" w:space="0" w:color="000000"/>
-            </w:tcBorders>
-          </w:tcPr>
-          <w:p>
-            <w:pPr>
-              <w:rPr>
-                <w:sz w:val="20"/>
-                <w:szCs w:val="20"/>
-              </w:rPr>
-            </w:pPr>
-            <w:r>
-              <w:rPr>
-                <w:sz w:val="20"/>
-                <w:szCs w:val="20"/>
-              </w:rPr>
-              <w:t>{</w:t>
-            </w:r>
-            <w:proofErr w:type="spellStart"/>
-            <w:r>
-              <w:rPr>
-                <w:sz w:val="20"/>
-                <w:szCs w:val="20"/>
-              </w:rPr>
-              <w:t>Organisation_Department</w:t>
-            </w:r>
-            <w:proofErr w:type="spellEnd"/>
-            <w:r>
-              <w:rPr>
-                <w:sz w:val="20"/>
-                <w:szCs w:val="20"/>
-              </w:rPr>
-              <w:t>}</w:t>
-            </w:r>
-          </w:p>
-        </w:tc>
-      </w:tr>
-      <w:tr>
-        <w:trPr>
-          <w:trHeight w:val="926"/>
-        </w:trPr>
-        <w:tc>
-          <w:tcPr>
-            <w:tcW w:w="2628" w:type="dxa"/>
-            <w:tcBorders>
-              <w:top w:val="single" w:sz="4" w:space="0" w:color="000000"/>
-              <w:left w:val="single" w:sz="4" w:space="0" w:color="000000"/>
-              <w:bottom w:val="single" w:sz="4" w:space="0" w:color="000000"/>
-              <w:right w:val="single" w:sz="4" w:space="0" w:color="000000"/>
-            </w:tcBorders>
-            <w:shd w:val="clear" w:color="auto" w:fill="F2F2F2"/>
-          </w:tcPr>
+              <w:t xml:space="preserve">CONTACT NUMBERS / </w:t>
+            </w:r>
+          </w:p>
           <w:p>
             <w:pPr>
               <w:ind w:left="110"/>
@@ -1066,44 +1032,6 @@
                 <w:sz w:val="18"/>
                 <w:szCs w:val="18"/>
               </w:rPr>
-              <w:t xml:space="preserve">COMPLETE ADDRESS / </w:t>
-            </w:r>
-          </w:p>
-          <w:p>
-            <w:pPr>
-              <w:ind w:left="110"/>
-              <w:rPr>
-                <w:sz w:val="20"/>
-                <w:szCs w:val="20"/>
-              </w:rPr>
-            </w:pPr>
-            <w:r>
-              <w:rPr>
-                <w:rFonts w:ascii="Cambria" w:eastAsia="Cambria" w:hAnsi="Cambria" w:cs="Cambria"/>
-                <w:b/>
-                <w:bCs/>
-                <w:sz w:val="18"/>
-                <w:szCs w:val="18"/>
-              </w:rPr>
-              <w:t xml:space="preserve">CONTACT NUMBERS / </w:t>
-            </w:r>
-          </w:p>
-          <w:p>
-            <w:pPr>
-              <w:ind w:left="110"/>
-              <w:rPr>
-                <w:sz w:val="20"/>
-                <w:szCs w:val="20"/>
-              </w:rPr>
-            </w:pPr>
-            <w:r>
-              <w:rPr>
-                <w:rFonts w:ascii="Cambria" w:eastAsia="Cambria" w:hAnsi="Cambria" w:cs="Cambria"/>
-                <w:b/>
-                <w:bCs/>
-                <w:sz w:val="18"/>
-                <w:szCs w:val="18"/>
-              </w:rPr>
               <w:t xml:space="preserve">E- MAIL OF THE INSTITUTE </w:t>
             </w:r>
           </w:p>
@@ -1131,23 +1059,7 @@
                 <w:sz w:val="20"/>
                 <w:szCs w:val="20"/>
               </w:rPr>
-              <w:t>{</w:t>
-            </w:r>
-            <w:proofErr w:type="spellStart"/>
-            <w:r>
-              <w:rPr>
-                <w:sz w:val="20"/>
-                <w:szCs w:val="20"/>
-              </w:rPr>
-              <w:t>Contact_Number</w:t>
-            </w:r>
-            <w:proofErr w:type="spellEnd"/>
-            <w:r>
-              <w:rPr>
-                <w:sz w:val="20"/>
-                <w:szCs w:val="20"/>
-              </w:rPr>
-              <w:t>} / {Email}</w:t>
+              <w:t>{Contact_Number} / {Email}</w:t>
             </w:r>
           </w:p>
         </w:tc>
